--- a/Project Documentation/Database Design.docx
+++ b/Project Documentation/Database Design.docx
@@ -4,7 +4,7 @@
   <w:body>
     <w:p>
       <w:pPr>
-        <w:spacing w:before="100" w:beforeAutospacing="1" w:after="100" w:afterAutospacing="1" w:line="240" w:lineRule="auto"/>
+        <w:spacing w:before="100" w:beforeAutospacing="1" w:after="100" w:afterAutospacing="1" w:line="360" w:lineRule="auto"/>
         <w:outlineLvl w:val="0"/>
         <w:rPr>
           <w:rFonts w:ascii="Times New Roman" w:eastAsia="Times New Roman" w:hAnsi="Times New Roman" w:cs="Times New Roman"/>
@@ -42,7 +42,7 @@
     </w:p>
     <w:p>
       <w:pPr>
-        <w:spacing w:before="100" w:beforeAutospacing="1" w:after="100" w:afterAutospacing="1" w:line="240" w:lineRule="auto"/>
+        <w:spacing w:before="100" w:beforeAutospacing="1" w:after="100" w:afterAutospacing="1" w:line="360" w:lineRule="auto"/>
         <w:outlineLvl w:val="0"/>
         <w:rPr>
           <w:rFonts w:ascii="Times New Roman" w:eastAsia="Times New Roman" w:hAnsi="Times New Roman" w:cs="Times New Roman"/>
@@ -53,12 +53,10 @@
           <w:szCs w:val="32"/>
         </w:rPr>
       </w:pPr>
-      <w:bookmarkStart w:id="0" w:name="_GoBack"/>
-      <w:bookmarkEnd w:id="0"/>
-    </w:p>
-    <w:p>
-      <w:pPr>
-        <w:spacing w:before="100" w:beforeAutospacing="1" w:after="100" w:afterAutospacing="1" w:line="240" w:lineRule="auto"/>
+    </w:p>
+    <w:p>
+      <w:pPr>
+        <w:spacing w:before="100" w:beforeAutospacing="1" w:after="100" w:afterAutospacing="1" w:line="360" w:lineRule="auto"/>
         <w:outlineLvl w:val="0"/>
         <w:rPr>
           <w:rFonts w:ascii="Times New Roman" w:eastAsia="Times New Roman" w:hAnsi="Times New Roman" w:cs="Times New Roman"/>
@@ -83,7 +81,7 @@
     </w:p>
     <w:p>
       <w:pPr>
-        <w:spacing w:before="100" w:beforeAutospacing="1" w:after="100" w:afterAutospacing="1" w:line="240" w:lineRule="auto"/>
+        <w:spacing w:before="100" w:beforeAutospacing="1" w:after="100" w:afterAutospacing="1" w:line="360" w:lineRule="auto"/>
         <w:jc w:val="both"/>
         <w:outlineLvl w:val="1"/>
         <w:rPr>
@@ -107,7 +105,7 @@
     </w:p>
     <w:p>
       <w:pPr>
-        <w:spacing w:before="100" w:beforeAutospacing="1" w:after="100" w:afterAutospacing="1" w:line="240" w:lineRule="auto"/>
+        <w:spacing w:before="100" w:beforeAutospacing="1" w:after="100" w:afterAutospacing="1" w:line="360" w:lineRule="auto"/>
         <w:jc w:val="both"/>
         <w:rPr>
           <w:rFonts w:ascii="Times New Roman" w:eastAsia="Times New Roman" w:hAnsi="Times New Roman" w:cs="Times New Roman"/>
@@ -190,7 +188,7 @@
     </w:p>
     <w:p>
       <w:pPr>
-        <w:spacing w:before="100" w:beforeAutospacing="1" w:after="100" w:afterAutospacing="1" w:line="240" w:lineRule="auto"/>
+        <w:spacing w:before="100" w:beforeAutospacing="1" w:after="100" w:afterAutospacing="1" w:line="360" w:lineRule="auto"/>
         <w:jc w:val="both"/>
         <w:rPr>
           <w:rFonts w:ascii="Times New Roman" w:eastAsia="Times New Roman" w:hAnsi="Times New Roman" w:cs="Times New Roman"/>
@@ -227,7 +225,7 @@
     </w:p>
     <w:p>
       <w:pPr>
-        <w:spacing w:before="100" w:beforeAutospacing="1" w:after="100" w:afterAutospacing="1" w:line="240" w:lineRule="auto"/>
+        <w:spacing w:before="100" w:beforeAutospacing="1" w:after="100" w:afterAutospacing="1" w:line="360" w:lineRule="auto"/>
         <w:jc w:val="both"/>
         <w:outlineLvl w:val="1"/>
         <w:rPr>
@@ -255,7 +253,7 @@
           <w:ilvl w:val="0"/>
           <w:numId w:val="1"/>
         </w:numPr>
-        <w:spacing w:before="100" w:beforeAutospacing="1" w:after="100" w:afterAutospacing="1" w:line="240" w:lineRule="auto"/>
+        <w:spacing w:before="100" w:beforeAutospacing="1" w:after="100" w:afterAutospacing="1" w:line="360" w:lineRule="auto"/>
         <w:jc w:val="both"/>
         <w:rPr>
           <w:rFonts w:ascii="Times New Roman" w:eastAsia="Times New Roman" w:hAnsi="Times New Roman" w:cs="Times New Roman"/>
@@ -298,7 +296,7 @@
           <w:ilvl w:val="0"/>
           <w:numId w:val="1"/>
         </w:numPr>
-        <w:spacing w:before="100" w:beforeAutospacing="1" w:after="100" w:afterAutospacing="1" w:line="240" w:lineRule="auto"/>
+        <w:spacing w:before="100" w:beforeAutospacing="1" w:after="100" w:afterAutospacing="1" w:line="360" w:lineRule="auto"/>
         <w:jc w:val="both"/>
         <w:rPr>
           <w:rFonts w:ascii="Times New Roman" w:eastAsia="Times New Roman" w:hAnsi="Times New Roman" w:cs="Times New Roman"/>
@@ -349,7 +347,7 @@
           <w:ilvl w:val="0"/>
           <w:numId w:val="1"/>
         </w:numPr>
-        <w:spacing w:before="100" w:beforeAutospacing="1" w:after="100" w:afterAutospacing="1" w:line="240" w:lineRule="auto"/>
+        <w:spacing w:before="100" w:beforeAutospacing="1" w:after="100" w:afterAutospacing="1" w:line="360" w:lineRule="auto"/>
         <w:jc w:val="both"/>
         <w:rPr>
           <w:rFonts w:ascii="Times New Roman" w:eastAsia="Times New Roman" w:hAnsi="Times New Roman" w:cs="Times New Roman"/>
@@ -382,7 +380,7 @@
           <w:ilvl w:val="0"/>
           <w:numId w:val="1"/>
         </w:numPr>
-        <w:spacing w:before="100" w:beforeAutospacing="1" w:after="100" w:afterAutospacing="1" w:line="240" w:lineRule="auto"/>
+        <w:spacing w:before="100" w:beforeAutospacing="1" w:after="100" w:afterAutospacing="1" w:line="360" w:lineRule="auto"/>
         <w:jc w:val="both"/>
         <w:rPr>
           <w:rFonts w:ascii="Times New Roman" w:eastAsia="Times New Roman" w:hAnsi="Times New Roman" w:cs="Times New Roman"/>
@@ -408,6 +406,8 @@
         </w:rPr>
         <w:t xml:space="preserve"> JSON-like documents</w:t>
       </w:r>
+      <w:bookmarkStart w:id="0" w:name="_GoBack"/>
+      <w:bookmarkEnd w:id="0"/>
     </w:p>
     <w:p>
       <w:pPr>
@@ -415,7 +415,7 @@
           <w:ilvl w:val="0"/>
           <w:numId w:val="1"/>
         </w:numPr>
-        <w:spacing w:before="100" w:beforeAutospacing="1" w:after="100" w:afterAutospacing="1" w:line="240" w:lineRule="auto"/>
+        <w:spacing w:before="100" w:beforeAutospacing="1" w:after="100" w:afterAutospacing="1" w:line="360" w:lineRule="auto"/>
         <w:jc w:val="both"/>
         <w:rPr>
           <w:rFonts w:ascii="Times New Roman" w:eastAsia="Times New Roman" w:hAnsi="Times New Roman" w:cs="Times New Roman"/>
@@ -444,7 +444,7 @@
     </w:p>
     <w:p>
       <w:pPr>
-        <w:spacing w:before="100" w:beforeAutospacing="1" w:after="100" w:afterAutospacing="1" w:line="240" w:lineRule="auto"/>
+        <w:spacing w:before="100" w:beforeAutospacing="1" w:after="100" w:afterAutospacing="1" w:line="360" w:lineRule="auto"/>
         <w:jc w:val="both"/>
         <w:outlineLvl w:val="1"/>
         <w:rPr>
@@ -468,7 +468,7 @@
     </w:p>
     <w:p>
       <w:pPr>
-        <w:spacing w:before="100" w:beforeAutospacing="1" w:after="100" w:afterAutospacing="1" w:line="240" w:lineRule="auto"/>
+        <w:spacing w:before="100" w:beforeAutospacing="1" w:after="100" w:afterAutospacing="1" w:line="360" w:lineRule="auto"/>
         <w:jc w:val="both"/>
         <w:rPr>
           <w:rFonts w:ascii="Times New Roman" w:eastAsia="Times New Roman" w:hAnsi="Times New Roman" w:cs="Times New Roman"/>
@@ -509,7 +509,7 @@
           <w:ilvl w:val="0"/>
           <w:numId w:val="2"/>
         </w:numPr>
-        <w:spacing w:before="100" w:beforeAutospacing="1" w:after="100" w:afterAutospacing="1" w:line="240" w:lineRule="auto"/>
+        <w:spacing w:before="100" w:beforeAutospacing="1" w:after="100" w:afterAutospacing="1" w:line="360" w:lineRule="auto"/>
         <w:jc w:val="both"/>
         <w:rPr>
           <w:rFonts w:ascii="Times New Roman" w:eastAsia="Times New Roman" w:hAnsi="Times New Roman" w:cs="Times New Roman"/>
@@ -532,7 +532,7 @@
           <w:ilvl w:val="0"/>
           <w:numId w:val="2"/>
         </w:numPr>
-        <w:spacing w:before="100" w:beforeAutospacing="1" w:after="100" w:afterAutospacing="1" w:line="240" w:lineRule="auto"/>
+        <w:spacing w:before="100" w:beforeAutospacing="1" w:after="100" w:afterAutospacing="1" w:line="360" w:lineRule="auto"/>
         <w:jc w:val="both"/>
         <w:rPr>
           <w:rFonts w:ascii="Times New Roman" w:eastAsia="Times New Roman" w:hAnsi="Times New Roman" w:cs="Times New Roman"/>
@@ -555,7 +555,7 @@
           <w:ilvl w:val="0"/>
           <w:numId w:val="2"/>
         </w:numPr>
-        <w:spacing w:before="100" w:beforeAutospacing="1" w:after="100" w:afterAutospacing="1" w:line="240" w:lineRule="auto"/>
+        <w:spacing w:before="100" w:beforeAutospacing="1" w:after="100" w:afterAutospacing="1" w:line="360" w:lineRule="auto"/>
         <w:jc w:val="both"/>
         <w:rPr>
           <w:rFonts w:ascii="Times New Roman" w:eastAsia="Times New Roman" w:hAnsi="Times New Roman" w:cs="Times New Roman"/>
@@ -578,7 +578,7 @@
           <w:ilvl w:val="0"/>
           <w:numId w:val="2"/>
         </w:numPr>
-        <w:spacing w:before="100" w:beforeAutospacing="1" w:after="100" w:afterAutospacing="1" w:line="240" w:lineRule="auto"/>
+        <w:spacing w:before="100" w:beforeAutospacing="1" w:after="100" w:afterAutospacing="1" w:line="360" w:lineRule="auto"/>
         <w:jc w:val="both"/>
         <w:rPr>
           <w:rFonts w:ascii="Times New Roman" w:eastAsia="Times New Roman" w:hAnsi="Times New Roman" w:cs="Times New Roman"/>
@@ -601,7 +601,7 @@
           <w:ilvl w:val="0"/>
           <w:numId w:val="2"/>
         </w:numPr>
-        <w:spacing w:before="100" w:beforeAutospacing="1" w:after="100" w:afterAutospacing="1" w:line="240" w:lineRule="auto"/>
+        <w:spacing w:before="100" w:beforeAutospacing="1" w:after="100" w:afterAutospacing="1" w:line="360" w:lineRule="auto"/>
         <w:jc w:val="both"/>
         <w:rPr>
           <w:rFonts w:ascii="Times New Roman" w:eastAsia="Times New Roman" w:hAnsi="Times New Roman" w:cs="Times New Roman"/>
@@ -624,7 +624,7 @@
           <w:ilvl w:val="0"/>
           <w:numId w:val="2"/>
         </w:numPr>
-        <w:spacing w:before="100" w:beforeAutospacing="1" w:after="100" w:afterAutospacing="1" w:line="240" w:lineRule="auto"/>
+        <w:spacing w:before="100" w:beforeAutospacing="1" w:after="100" w:afterAutospacing="1" w:line="360" w:lineRule="auto"/>
         <w:jc w:val="both"/>
         <w:rPr>
           <w:rFonts w:ascii="Times New Roman" w:eastAsia="Times New Roman" w:hAnsi="Times New Roman" w:cs="Times New Roman"/>
@@ -647,20 +647,21 @@
           <w:ilvl w:val="0"/>
           <w:numId w:val="2"/>
         </w:numPr>
-        <w:spacing w:before="100" w:beforeAutospacing="1" w:after="100" w:afterAutospacing="1" w:line="240" w:lineRule="auto"/>
-        <w:jc w:val="both"/>
-        <w:rPr>
-          <w:rFonts w:ascii="Times New Roman" w:eastAsia="Times New Roman" w:hAnsi="Times New Roman" w:cs="Times New Roman"/>
-          <w:sz w:val="24"/>
-          <w:szCs w:val="24"/>
-        </w:rPr>
-      </w:pPr>
-      <w:r>
-        <w:rPr>
-          <w:rFonts w:ascii="Times New Roman" w:eastAsia="Times New Roman" w:hAnsi="Times New Roman" w:cs="Times New Roman"/>
-          <w:sz w:val="24"/>
-          <w:szCs w:val="24"/>
-        </w:rPr>
+        <w:spacing w:before="100" w:beforeAutospacing="1" w:after="100" w:afterAutospacing="1" w:line="360" w:lineRule="auto"/>
+        <w:jc w:val="both"/>
+        <w:rPr>
+          <w:rFonts w:ascii="Times New Roman" w:eastAsia="Times New Roman" w:hAnsi="Times New Roman" w:cs="Times New Roman"/>
+          <w:sz w:val="24"/>
+          <w:szCs w:val="24"/>
+        </w:rPr>
+      </w:pPr>
+      <w:r>
+        <w:rPr>
+          <w:rFonts w:ascii="Times New Roman" w:eastAsia="Times New Roman" w:hAnsi="Times New Roman" w:cs="Times New Roman"/>
+          <w:sz w:val="24"/>
+          <w:szCs w:val="24"/>
+        </w:rPr>
+        <w:lastRenderedPageBreak/>
         <w:t>Skill-gap information</w:t>
       </w:r>
     </w:p>
@@ -670,7 +671,7 @@
           <w:ilvl w:val="0"/>
           <w:numId w:val="2"/>
         </w:numPr>
-        <w:spacing w:before="100" w:beforeAutospacing="1" w:after="100" w:afterAutospacing="1" w:line="240" w:lineRule="auto"/>
+        <w:spacing w:before="100" w:beforeAutospacing="1" w:after="100" w:afterAutospacing="1" w:line="360" w:lineRule="auto"/>
         <w:jc w:val="both"/>
         <w:rPr>
           <w:rFonts w:ascii="Times New Roman" w:eastAsia="Times New Roman" w:hAnsi="Times New Roman" w:cs="Times New Roman"/>
@@ -693,7 +694,7 @@
           <w:ilvl w:val="0"/>
           <w:numId w:val="2"/>
         </w:numPr>
-        <w:spacing w:before="100" w:beforeAutospacing="1" w:after="100" w:afterAutospacing="1" w:line="240" w:lineRule="auto"/>
+        <w:spacing w:before="100" w:beforeAutospacing="1" w:after="100" w:afterAutospacing="1" w:line="360" w:lineRule="auto"/>
         <w:jc w:val="both"/>
         <w:rPr>
           <w:rFonts w:ascii="Times New Roman" w:eastAsia="Times New Roman" w:hAnsi="Times New Roman" w:cs="Times New Roman"/>
@@ -712,7 +713,7 @@
     </w:p>
     <w:p>
       <w:pPr>
-        <w:spacing w:before="100" w:beforeAutospacing="1" w:after="100" w:afterAutospacing="1" w:line="240" w:lineRule="auto"/>
+        <w:spacing w:before="100" w:beforeAutospacing="1" w:after="100" w:afterAutospacing="1" w:line="360" w:lineRule="auto"/>
         <w:jc w:val="both"/>
         <w:rPr>
           <w:rFonts w:ascii="Times New Roman" w:eastAsia="Times New Roman" w:hAnsi="Times New Roman" w:cs="Times New Roman"/>
@@ -731,7 +732,7 @@
     </w:p>
     <w:p>
       <w:pPr>
-        <w:spacing w:before="100" w:beforeAutospacing="1" w:after="100" w:afterAutospacing="1" w:line="240" w:lineRule="auto"/>
+        <w:spacing w:before="100" w:beforeAutospacing="1" w:after="100" w:afterAutospacing="1" w:line="360" w:lineRule="auto"/>
         <w:jc w:val="both"/>
         <w:outlineLvl w:val="1"/>
         <w:rPr>
@@ -755,7 +756,7 @@
     </w:p>
     <w:p>
       <w:pPr>
-        <w:spacing w:before="100" w:beforeAutospacing="1" w:after="100" w:afterAutospacing="1" w:line="240" w:lineRule="auto"/>
+        <w:spacing w:before="100" w:beforeAutospacing="1" w:after="100" w:afterAutospacing="1" w:line="360" w:lineRule="auto"/>
         <w:jc w:val="both"/>
         <w:rPr>
           <w:rFonts w:ascii="Times New Roman" w:eastAsia="Times New Roman" w:hAnsi="Times New Roman" w:cs="Times New Roman"/>
@@ -774,7 +775,7 @@
     </w:p>
     <w:p>
       <w:pPr>
-        <w:spacing w:before="100" w:beforeAutospacing="1" w:after="100" w:afterAutospacing="1" w:line="240" w:lineRule="auto"/>
+        <w:spacing w:before="100" w:beforeAutospacing="1" w:after="100" w:afterAutospacing="1" w:line="360" w:lineRule="auto"/>
         <w:jc w:val="both"/>
         <w:rPr>
           <w:rFonts w:ascii="Times New Roman" w:eastAsia="Times New Roman" w:hAnsi="Times New Roman" w:cs="Times New Roman"/>
@@ -797,21 +798,20 @@
           <w:ilvl w:val="0"/>
           <w:numId w:val="3"/>
         </w:numPr>
-        <w:spacing w:before="100" w:beforeAutospacing="1" w:after="100" w:afterAutospacing="1" w:line="240" w:lineRule="auto"/>
-        <w:jc w:val="both"/>
-        <w:rPr>
-          <w:rFonts w:ascii="Times New Roman" w:eastAsia="Times New Roman" w:hAnsi="Times New Roman" w:cs="Times New Roman"/>
-          <w:sz w:val="24"/>
-          <w:szCs w:val="24"/>
-        </w:rPr>
-      </w:pPr>
-      <w:r>
-        <w:rPr>
-          <w:rFonts w:ascii="Times New Roman" w:eastAsia="Times New Roman" w:hAnsi="Times New Roman" w:cs="Times New Roman"/>
-          <w:sz w:val="24"/>
-          <w:szCs w:val="24"/>
-        </w:rPr>
-        <w:lastRenderedPageBreak/>
+        <w:spacing w:before="100" w:beforeAutospacing="1" w:after="100" w:afterAutospacing="1" w:line="360" w:lineRule="auto"/>
+        <w:jc w:val="both"/>
+        <w:rPr>
+          <w:rFonts w:ascii="Times New Roman" w:eastAsia="Times New Roman" w:hAnsi="Times New Roman" w:cs="Times New Roman"/>
+          <w:sz w:val="24"/>
+          <w:szCs w:val="24"/>
+        </w:rPr>
+      </w:pPr>
+      <w:r>
+        <w:rPr>
+          <w:rFonts w:ascii="Times New Roman" w:eastAsia="Times New Roman" w:hAnsi="Times New Roman" w:cs="Times New Roman"/>
+          <w:sz w:val="24"/>
+          <w:szCs w:val="24"/>
+        </w:rPr>
         <w:t>User identification</w:t>
       </w:r>
     </w:p>
@@ -821,7 +821,7 @@
           <w:ilvl w:val="0"/>
           <w:numId w:val="3"/>
         </w:numPr>
-        <w:spacing w:before="100" w:beforeAutospacing="1" w:after="100" w:afterAutospacing="1" w:line="240" w:lineRule="auto"/>
+        <w:spacing w:before="100" w:beforeAutospacing="1" w:after="100" w:afterAutospacing="1" w:line="360" w:lineRule="auto"/>
         <w:jc w:val="both"/>
         <w:rPr>
           <w:rFonts w:ascii="Times New Roman" w:eastAsia="Times New Roman" w:hAnsi="Times New Roman" w:cs="Times New Roman"/>
@@ -844,7 +844,7 @@
           <w:ilvl w:val="0"/>
           <w:numId w:val="3"/>
         </w:numPr>
-        <w:spacing w:before="100" w:beforeAutospacing="1" w:after="100" w:afterAutospacing="1" w:line="240" w:lineRule="auto"/>
+        <w:spacing w:before="100" w:beforeAutospacing="1" w:after="100" w:afterAutospacing="1" w:line="360" w:lineRule="auto"/>
         <w:jc w:val="both"/>
         <w:rPr>
           <w:rFonts w:ascii="Times New Roman" w:eastAsia="Times New Roman" w:hAnsi="Times New Roman" w:cs="Times New Roman"/>
@@ -867,21 +867,21 @@
           <w:ilvl w:val="0"/>
           <w:numId w:val="3"/>
         </w:numPr>
-        <w:spacing w:before="100" w:beforeAutospacing="1" w:after="100" w:afterAutospacing="1" w:line="240" w:lineRule="auto"/>
-        <w:jc w:val="both"/>
-        <w:rPr>
-          <w:rFonts w:ascii="Times New Roman" w:eastAsia="Times New Roman" w:hAnsi="Times New Roman" w:cs="Times New Roman"/>
-          <w:sz w:val="24"/>
-          <w:szCs w:val="24"/>
-        </w:rPr>
-      </w:pPr>
-      <w:r>
-        <w:rPr>
-          <w:rFonts w:ascii="Times New Roman" w:eastAsia="Times New Roman" w:hAnsi="Times New Roman" w:cs="Times New Roman"/>
-          <w:sz w:val="24"/>
-          <w:szCs w:val="24"/>
-        </w:rPr>
-        <w:t>Password information</w:t>
+        <w:spacing w:before="100" w:beforeAutospacing="1" w:after="100" w:afterAutospacing="1" w:line="360" w:lineRule="auto"/>
+        <w:jc w:val="both"/>
+        <w:rPr>
+          <w:rFonts w:ascii="Times New Roman" w:eastAsia="Times New Roman" w:hAnsi="Times New Roman" w:cs="Times New Roman"/>
+          <w:sz w:val="24"/>
+          <w:szCs w:val="24"/>
+        </w:rPr>
+      </w:pPr>
+      <w:r>
+        <w:rPr>
+          <w:rFonts w:ascii="Times New Roman" w:hAnsi="Times New Roman" w:cs="Times New Roman"/>
+          <w:sz w:val="24"/>
+          <w:szCs w:val="24"/>
+        </w:rPr>
+        <w:t>Hashed password</w:t>
       </w:r>
     </w:p>
     <w:p>
@@ -890,7 +890,7 @@
           <w:ilvl w:val="0"/>
           <w:numId w:val="3"/>
         </w:numPr>
-        <w:spacing w:before="100" w:beforeAutospacing="1" w:after="100" w:afterAutospacing="1" w:line="240" w:lineRule="auto"/>
+        <w:spacing w:before="100" w:beforeAutospacing="1" w:after="100" w:afterAutospacing="1" w:line="360" w:lineRule="auto"/>
         <w:jc w:val="both"/>
         <w:rPr>
           <w:rFonts w:ascii="Times New Roman" w:eastAsia="Times New Roman" w:hAnsi="Times New Roman" w:cs="Times New Roman"/>
@@ -913,7 +913,7 @@
           <w:ilvl w:val="0"/>
           <w:numId w:val="3"/>
         </w:numPr>
-        <w:spacing w:before="100" w:beforeAutospacing="1" w:after="100" w:afterAutospacing="1" w:line="240" w:lineRule="auto"/>
+        <w:spacing w:before="100" w:beforeAutospacing="1" w:after="100" w:afterAutospacing="1" w:line="360" w:lineRule="auto"/>
         <w:jc w:val="both"/>
         <w:rPr>
           <w:rFonts w:ascii="Times New Roman" w:eastAsia="Times New Roman" w:hAnsi="Times New Roman" w:cs="Times New Roman"/>
@@ -932,7 +932,7 @@
     </w:p>
     <w:p>
       <w:pPr>
-        <w:spacing w:before="100" w:beforeAutospacing="1" w:after="100" w:afterAutospacing="1" w:line="240" w:lineRule="auto"/>
+        <w:spacing w:before="100" w:beforeAutospacing="1" w:after="100" w:afterAutospacing="1" w:line="360" w:lineRule="auto"/>
         <w:jc w:val="both"/>
         <w:rPr>
           <w:rFonts w:ascii="Times New Roman" w:eastAsia="Times New Roman" w:hAnsi="Times New Roman" w:cs="Times New Roman"/>
@@ -951,7 +951,7 @@
     </w:p>
     <w:p>
       <w:pPr>
-        <w:spacing w:before="100" w:beforeAutospacing="1" w:after="100" w:afterAutospacing="1" w:line="240" w:lineRule="auto"/>
+        <w:spacing w:before="100" w:beforeAutospacing="1" w:after="100" w:afterAutospacing="1" w:line="360" w:lineRule="auto"/>
         <w:jc w:val="both"/>
         <w:outlineLvl w:val="1"/>
         <w:rPr>
@@ -975,7 +975,7 @@
     </w:p>
     <w:p>
       <w:pPr>
-        <w:spacing w:before="100" w:beforeAutospacing="1" w:after="100" w:afterAutospacing="1" w:line="240" w:lineRule="auto"/>
+        <w:spacing w:before="100" w:beforeAutospacing="1" w:after="100" w:afterAutospacing="1" w:line="360" w:lineRule="auto"/>
         <w:jc w:val="both"/>
         <w:rPr>
           <w:rFonts w:ascii="Times New Roman" w:eastAsia="Times New Roman" w:hAnsi="Times New Roman" w:cs="Times New Roman"/>
@@ -994,7 +994,7 @@
     </w:p>
     <w:p>
       <w:pPr>
-        <w:spacing w:before="100" w:beforeAutospacing="1" w:after="100" w:afterAutospacing="1" w:line="240" w:lineRule="auto"/>
+        <w:spacing w:before="100" w:beforeAutospacing="1" w:after="100" w:afterAutospacing="1" w:line="360" w:lineRule="auto"/>
         <w:jc w:val="both"/>
         <w:rPr>
           <w:rFonts w:ascii="Times New Roman" w:eastAsia="Times New Roman" w:hAnsi="Times New Roman" w:cs="Times New Roman"/>
@@ -1017,7 +1017,7 @@
           <w:ilvl w:val="0"/>
           <w:numId w:val="4"/>
         </w:numPr>
-        <w:spacing w:before="100" w:beforeAutospacing="1" w:after="100" w:afterAutospacing="1" w:line="240" w:lineRule="auto"/>
+        <w:spacing w:before="100" w:beforeAutospacing="1" w:after="100" w:afterAutospacing="1" w:line="360" w:lineRule="auto"/>
         <w:jc w:val="both"/>
         <w:rPr>
           <w:rFonts w:ascii="Times New Roman" w:eastAsia="Times New Roman" w:hAnsi="Times New Roman" w:cs="Times New Roman"/>
@@ -1040,7 +1040,7 @@
           <w:ilvl w:val="0"/>
           <w:numId w:val="4"/>
         </w:numPr>
-        <w:spacing w:before="100" w:beforeAutospacing="1" w:after="100" w:afterAutospacing="1" w:line="240" w:lineRule="auto"/>
+        <w:spacing w:before="100" w:beforeAutospacing="1" w:after="100" w:afterAutospacing="1" w:line="360" w:lineRule="auto"/>
         <w:jc w:val="both"/>
         <w:rPr>
           <w:rFonts w:ascii="Times New Roman" w:eastAsia="Times New Roman" w:hAnsi="Times New Roman" w:cs="Times New Roman"/>
@@ -1063,7 +1063,7 @@
           <w:ilvl w:val="0"/>
           <w:numId w:val="4"/>
         </w:numPr>
-        <w:spacing w:before="100" w:beforeAutospacing="1" w:after="100" w:afterAutospacing="1" w:line="240" w:lineRule="auto"/>
+        <w:spacing w:before="100" w:beforeAutospacing="1" w:after="100" w:afterAutospacing="1" w:line="360" w:lineRule="auto"/>
         <w:jc w:val="both"/>
         <w:rPr>
           <w:rFonts w:ascii="Times New Roman" w:eastAsia="Times New Roman" w:hAnsi="Times New Roman" w:cs="Times New Roman"/>
@@ -1086,7 +1086,7 @@
           <w:ilvl w:val="0"/>
           <w:numId w:val="4"/>
         </w:numPr>
-        <w:spacing w:before="100" w:beforeAutospacing="1" w:after="100" w:afterAutospacing="1" w:line="240" w:lineRule="auto"/>
+        <w:spacing w:before="100" w:beforeAutospacing="1" w:after="100" w:afterAutospacing="1" w:line="360" w:lineRule="auto"/>
         <w:jc w:val="both"/>
         <w:rPr>
           <w:rFonts w:ascii="Times New Roman" w:eastAsia="Times New Roman" w:hAnsi="Times New Roman" w:cs="Times New Roman"/>
@@ -1109,7 +1109,7 @@
           <w:ilvl w:val="0"/>
           <w:numId w:val="4"/>
         </w:numPr>
-        <w:spacing w:before="100" w:beforeAutospacing="1" w:after="100" w:afterAutospacing="1" w:line="240" w:lineRule="auto"/>
+        <w:spacing w:before="100" w:beforeAutospacing="1" w:after="100" w:afterAutospacing="1" w:line="360" w:lineRule="auto"/>
         <w:jc w:val="both"/>
         <w:rPr>
           <w:rFonts w:ascii="Times New Roman" w:eastAsia="Times New Roman" w:hAnsi="Times New Roman" w:cs="Times New Roman"/>
@@ -1132,7 +1132,7 @@
           <w:ilvl w:val="0"/>
           <w:numId w:val="4"/>
         </w:numPr>
-        <w:spacing w:before="100" w:beforeAutospacing="1" w:after="100" w:afterAutospacing="1" w:line="240" w:lineRule="auto"/>
+        <w:spacing w:before="100" w:beforeAutospacing="1" w:after="100" w:afterAutospacing="1" w:line="360" w:lineRule="auto"/>
         <w:jc w:val="both"/>
         <w:rPr>
           <w:rFonts w:ascii="Times New Roman" w:eastAsia="Times New Roman" w:hAnsi="Times New Roman" w:cs="Times New Roman"/>
@@ -1155,26 +1155,27 @@
           <w:ilvl w:val="0"/>
           <w:numId w:val="4"/>
         </w:numPr>
-        <w:spacing w:before="100" w:beforeAutospacing="1" w:after="100" w:afterAutospacing="1" w:line="240" w:lineRule="auto"/>
-        <w:jc w:val="both"/>
-        <w:rPr>
-          <w:rFonts w:ascii="Times New Roman" w:eastAsia="Times New Roman" w:hAnsi="Times New Roman" w:cs="Times New Roman"/>
-          <w:sz w:val="24"/>
-          <w:szCs w:val="24"/>
-        </w:rPr>
-      </w:pPr>
-      <w:r>
-        <w:rPr>
-          <w:rFonts w:ascii="Times New Roman" w:eastAsia="Times New Roman" w:hAnsi="Times New Roman" w:cs="Times New Roman"/>
-          <w:sz w:val="24"/>
-          <w:szCs w:val="24"/>
-        </w:rPr>
+        <w:spacing w:before="100" w:beforeAutospacing="1" w:after="100" w:afterAutospacing="1" w:line="360" w:lineRule="auto"/>
+        <w:jc w:val="both"/>
+        <w:rPr>
+          <w:rFonts w:ascii="Times New Roman" w:eastAsia="Times New Roman" w:hAnsi="Times New Roman" w:cs="Times New Roman"/>
+          <w:sz w:val="24"/>
+          <w:szCs w:val="24"/>
+        </w:rPr>
+      </w:pPr>
+      <w:r>
+        <w:rPr>
+          <w:rFonts w:ascii="Times New Roman" w:eastAsia="Times New Roman" w:hAnsi="Times New Roman" w:cs="Times New Roman"/>
+          <w:sz w:val="24"/>
+          <w:szCs w:val="24"/>
+        </w:rPr>
+        <w:lastRenderedPageBreak/>
         <w:t>Career preferences</w:t>
       </w:r>
     </w:p>
     <w:p>
       <w:pPr>
-        <w:spacing w:before="100" w:beforeAutospacing="1" w:after="100" w:afterAutospacing="1" w:line="240" w:lineRule="auto"/>
+        <w:spacing w:before="100" w:beforeAutospacing="1" w:after="100" w:afterAutospacing="1" w:line="360" w:lineRule="auto"/>
         <w:jc w:val="both"/>
         <w:rPr>
           <w:rFonts w:ascii="Times New Roman" w:eastAsia="Times New Roman" w:hAnsi="Times New Roman" w:cs="Times New Roman"/>
@@ -1193,7 +1194,7 @@
     </w:p>
     <w:p>
       <w:pPr>
-        <w:spacing w:before="100" w:beforeAutospacing="1" w:after="100" w:afterAutospacing="1" w:line="240" w:lineRule="auto"/>
+        <w:spacing w:before="100" w:beforeAutospacing="1" w:after="100" w:afterAutospacing="1" w:line="360" w:lineRule="auto"/>
         <w:jc w:val="both"/>
         <w:outlineLvl w:val="1"/>
         <w:rPr>
@@ -1217,7 +1218,7 @@
     </w:p>
     <w:p>
       <w:pPr>
-        <w:spacing w:before="100" w:beforeAutospacing="1" w:after="100" w:afterAutospacing="1" w:line="240" w:lineRule="auto"/>
+        <w:spacing w:before="100" w:beforeAutospacing="1" w:after="100" w:afterAutospacing="1" w:line="360" w:lineRule="auto"/>
         <w:jc w:val="both"/>
         <w:rPr>
           <w:rFonts w:ascii="Times New Roman" w:eastAsia="Times New Roman" w:hAnsi="Times New Roman" w:cs="Times New Roman"/>
@@ -1236,7 +1237,7 @@
     </w:p>
     <w:p>
       <w:pPr>
-        <w:spacing w:before="100" w:beforeAutospacing="1" w:after="100" w:afterAutospacing="1" w:line="240" w:lineRule="auto"/>
+        <w:spacing w:before="100" w:beforeAutospacing="1" w:after="100" w:afterAutospacing="1" w:line="360" w:lineRule="auto"/>
         <w:jc w:val="both"/>
         <w:rPr>
           <w:rFonts w:ascii="Times New Roman" w:eastAsia="Times New Roman" w:hAnsi="Times New Roman" w:cs="Times New Roman"/>
@@ -1259,7 +1260,7 @@
           <w:ilvl w:val="0"/>
           <w:numId w:val="5"/>
         </w:numPr>
-        <w:spacing w:before="100" w:beforeAutospacing="1" w:after="100" w:afterAutospacing="1" w:line="240" w:lineRule="auto"/>
+        <w:spacing w:before="100" w:beforeAutospacing="1" w:after="100" w:afterAutospacing="1" w:line="360" w:lineRule="auto"/>
         <w:jc w:val="both"/>
         <w:rPr>
           <w:rFonts w:ascii="Times New Roman" w:eastAsia="Times New Roman" w:hAnsi="Times New Roman" w:cs="Times New Roman"/>
@@ -1282,7 +1283,7 @@
           <w:ilvl w:val="0"/>
           <w:numId w:val="5"/>
         </w:numPr>
-        <w:spacing w:before="100" w:beforeAutospacing="1" w:after="100" w:afterAutospacing="1" w:line="240" w:lineRule="auto"/>
+        <w:spacing w:before="100" w:beforeAutospacing="1" w:after="100" w:afterAutospacing="1" w:line="360" w:lineRule="auto"/>
         <w:jc w:val="both"/>
         <w:rPr>
           <w:rFonts w:ascii="Times New Roman" w:eastAsia="Times New Roman" w:hAnsi="Times New Roman" w:cs="Times New Roman"/>
@@ -1305,7 +1306,7 @@
           <w:ilvl w:val="0"/>
           <w:numId w:val="5"/>
         </w:numPr>
-        <w:spacing w:before="100" w:beforeAutospacing="1" w:after="100" w:afterAutospacing="1" w:line="240" w:lineRule="auto"/>
+        <w:spacing w:before="100" w:beforeAutospacing="1" w:after="100" w:afterAutospacing="1" w:line="360" w:lineRule="auto"/>
         <w:jc w:val="both"/>
         <w:rPr>
           <w:rFonts w:ascii="Times New Roman" w:eastAsia="Times New Roman" w:hAnsi="Times New Roman" w:cs="Times New Roman"/>
@@ -1328,7 +1329,7 @@
           <w:ilvl w:val="0"/>
           <w:numId w:val="5"/>
         </w:numPr>
-        <w:spacing w:before="100" w:beforeAutospacing="1" w:after="100" w:afterAutospacing="1" w:line="240" w:lineRule="auto"/>
+        <w:spacing w:before="100" w:beforeAutospacing="1" w:after="100" w:afterAutospacing="1" w:line="360" w:lineRule="auto"/>
         <w:jc w:val="both"/>
         <w:rPr>
           <w:rFonts w:ascii="Times New Roman" w:eastAsia="Times New Roman" w:hAnsi="Times New Roman" w:cs="Times New Roman"/>
@@ -1351,7 +1352,7 @@
           <w:ilvl w:val="0"/>
           <w:numId w:val="5"/>
         </w:numPr>
-        <w:spacing w:before="100" w:beforeAutospacing="1" w:after="100" w:afterAutospacing="1" w:line="240" w:lineRule="auto"/>
+        <w:spacing w:before="100" w:beforeAutospacing="1" w:after="100" w:afterAutospacing="1" w:line="360" w:lineRule="auto"/>
         <w:jc w:val="both"/>
         <w:rPr>
           <w:rFonts w:ascii="Times New Roman" w:eastAsia="Times New Roman" w:hAnsi="Times New Roman" w:cs="Times New Roman"/>
@@ -1370,7 +1371,7 @@
     </w:p>
     <w:p>
       <w:pPr>
-        <w:spacing w:before="100" w:beforeAutospacing="1" w:after="100" w:afterAutospacing="1" w:line="240" w:lineRule="auto"/>
+        <w:spacing w:before="100" w:beforeAutospacing="1" w:after="100" w:afterAutospacing="1" w:line="360" w:lineRule="auto"/>
         <w:jc w:val="both"/>
         <w:rPr>
           <w:rFonts w:ascii="Times New Roman" w:eastAsia="Times New Roman" w:hAnsi="Times New Roman" w:cs="Times New Roman"/>
@@ -1389,7 +1390,7 @@
     </w:p>
     <w:p>
       <w:pPr>
-        <w:spacing w:before="100" w:beforeAutospacing="1" w:after="100" w:afterAutospacing="1" w:line="240" w:lineRule="auto"/>
+        <w:spacing w:before="100" w:beforeAutospacing="1" w:after="100" w:afterAutospacing="1" w:line="360" w:lineRule="auto"/>
         <w:jc w:val="both"/>
         <w:outlineLvl w:val="1"/>
         <w:rPr>
@@ -1413,7 +1414,7 @@
     </w:p>
     <w:p>
       <w:pPr>
-        <w:spacing w:before="100" w:beforeAutospacing="1" w:after="100" w:afterAutospacing="1" w:line="240" w:lineRule="auto"/>
+        <w:spacing w:before="100" w:beforeAutospacing="1" w:after="100" w:afterAutospacing="1" w:line="360" w:lineRule="auto"/>
         <w:jc w:val="both"/>
         <w:rPr>
           <w:rFonts w:ascii="Times New Roman" w:eastAsia="Times New Roman" w:hAnsi="Times New Roman" w:cs="Times New Roman"/>
@@ -1432,7 +1433,7 @@
     </w:p>
     <w:p>
       <w:pPr>
-        <w:spacing w:before="100" w:beforeAutospacing="1" w:after="100" w:afterAutospacing="1" w:line="240" w:lineRule="auto"/>
+        <w:spacing w:before="100" w:beforeAutospacing="1" w:after="100" w:afterAutospacing="1" w:line="360" w:lineRule="auto"/>
         <w:jc w:val="both"/>
         <w:rPr>
           <w:rFonts w:ascii="Times New Roman" w:eastAsia="Times New Roman" w:hAnsi="Times New Roman" w:cs="Times New Roman"/>
@@ -1455,21 +1456,20 @@
           <w:ilvl w:val="0"/>
           <w:numId w:val="6"/>
         </w:numPr>
-        <w:spacing w:before="100" w:beforeAutospacing="1" w:after="100" w:afterAutospacing="1" w:line="240" w:lineRule="auto"/>
-        <w:jc w:val="both"/>
-        <w:rPr>
-          <w:rFonts w:ascii="Times New Roman" w:eastAsia="Times New Roman" w:hAnsi="Times New Roman" w:cs="Times New Roman"/>
-          <w:sz w:val="24"/>
-          <w:szCs w:val="24"/>
-        </w:rPr>
-      </w:pPr>
-      <w:r>
-        <w:rPr>
-          <w:rFonts w:ascii="Times New Roman" w:eastAsia="Times New Roman" w:hAnsi="Times New Roman" w:cs="Times New Roman"/>
-          <w:sz w:val="24"/>
-          <w:szCs w:val="24"/>
-        </w:rPr>
-        <w:lastRenderedPageBreak/>
+        <w:spacing w:before="100" w:beforeAutospacing="1" w:after="100" w:afterAutospacing="1" w:line="360" w:lineRule="auto"/>
+        <w:jc w:val="both"/>
+        <w:rPr>
+          <w:rFonts w:ascii="Times New Roman" w:eastAsia="Times New Roman" w:hAnsi="Times New Roman" w:cs="Times New Roman"/>
+          <w:sz w:val="24"/>
+          <w:szCs w:val="24"/>
+        </w:rPr>
+      </w:pPr>
+      <w:r>
+        <w:rPr>
+          <w:rFonts w:ascii="Times New Roman" w:eastAsia="Times New Roman" w:hAnsi="Times New Roman" w:cs="Times New Roman"/>
+          <w:sz w:val="24"/>
+          <w:szCs w:val="24"/>
+        </w:rPr>
         <w:t>Technical skill assessment</w:t>
       </w:r>
     </w:p>
@@ -1479,7 +1479,7 @@
           <w:ilvl w:val="0"/>
           <w:numId w:val="6"/>
         </w:numPr>
-        <w:spacing w:before="100" w:beforeAutospacing="1" w:after="100" w:afterAutospacing="1" w:line="240" w:lineRule="auto"/>
+        <w:spacing w:before="100" w:beforeAutospacing="1" w:after="100" w:afterAutospacing="1" w:line="360" w:lineRule="auto"/>
         <w:jc w:val="both"/>
         <w:rPr>
           <w:rFonts w:ascii="Times New Roman" w:eastAsia="Times New Roman" w:hAnsi="Times New Roman" w:cs="Times New Roman"/>
@@ -1502,7 +1502,7 @@
           <w:ilvl w:val="0"/>
           <w:numId w:val="6"/>
         </w:numPr>
-        <w:spacing w:before="100" w:beforeAutospacing="1" w:after="100" w:afterAutospacing="1" w:line="240" w:lineRule="auto"/>
+        <w:spacing w:before="100" w:beforeAutospacing="1" w:after="100" w:afterAutospacing="1" w:line="360" w:lineRule="auto"/>
         <w:jc w:val="both"/>
         <w:rPr>
           <w:rFonts w:ascii="Times New Roman" w:eastAsia="Times New Roman" w:hAnsi="Times New Roman" w:cs="Times New Roman"/>
@@ -1525,7 +1525,7 @@
           <w:ilvl w:val="0"/>
           <w:numId w:val="6"/>
         </w:numPr>
-        <w:spacing w:before="100" w:beforeAutospacing="1" w:after="100" w:afterAutospacing="1" w:line="240" w:lineRule="auto"/>
+        <w:spacing w:before="100" w:beforeAutospacing="1" w:after="100" w:afterAutospacing="1" w:line="360" w:lineRule="auto"/>
         <w:jc w:val="both"/>
         <w:rPr>
           <w:rFonts w:ascii="Times New Roman" w:eastAsia="Times New Roman" w:hAnsi="Times New Roman" w:cs="Times New Roman"/>
@@ -1548,7 +1548,7 @@
           <w:ilvl w:val="0"/>
           <w:numId w:val="6"/>
         </w:numPr>
-        <w:spacing w:before="100" w:beforeAutospacing="1" w:after="100" w:afterAutospacing="1" w:line="240" w:lineRule="auto"/>
+        <w:spacing w:before="100" w:beforeAutospacing="1" w:after="100" w:afterAutospacing="1" w:line="360" w:lineRule="auto"/>
         <w:jc w:val="both"/>
         <w:rPr>
           <w:rFonts w:ascii="Times New Roman" w:eastAsia="Times New Roman" w:hAnsi="Times New Roman" w:cs="Times New Roman"/>
@@ -1567,7 +1567,7 @@
     </w:p>
     <w:p>
       <w:pPr>
-        <w:spacing w:before="100" w:beforeAutospacing="1" w:after="100" w:afterAutospacing="1" w:line="240" w:lineRule="auto"/>
+        <w:spacing w:before="100" w:beforeAutospacing="1" w:after="100" w:afterAutospacing="1" w:line="360" w:lineRule="auto"/>
         <w:jc w:val="both"/>
         <w:rPr>
           <w:rFonts w:ascii="Times New Roman" w:eastAsia="Times New Roman" w:hAnsi="Times New Roman" w:cs="Times New Roman"/>
@@ -1586,7 +1586,18 @@
     </w:p>
     <w:p>
       <w:pPr>
-        <w:spacing w:before="100" w:beforeAutospacing="1" w:after="100" w:afterAutospacing="1" w:line="240" w:lineRule="auto"/>
+        <w:spacing w:before="100" w:beforeAutospacing="1" w:after="100" w:afterAutospacing="1" w:line="360" w:lineRule="auto"/>
+        <w:jc w:val="both"/>
+        <w:rPr>
+          <w:rFonts w:ascii="Times New Roman" w:eastAsia="Times New Roman" w:hAnsi="Times New Roman" w:cs="Times New Roman"/>
+          <w:sz w:val="24"/>
+          <w:szCs w:val="24"/>
+        </w:rPr>
+      </w:pPr>
+    </w:p>
+    <w:p>
+      <w:pPr>
+        <w:spacing w:before="100" w:beforeAutospacing="1" w:after="100" w:afterAutospacing="1" w:line="360" w:lineRule="auto"/>
         <w:jc w:val="both"/>
         <w:outlineLvl w:val="1"/>
         <w:rPr>
@@ -1605,12 +1616,13 @@
           <w:sz w:val="24"/>
           <w:szCs w:val="24"/>
         </w:rPr>
+        <w:lastRenderedPageBreak/>
         <w:t>8. Career Recommendation Data</w:t>
       </w:r>
     </w:p>
     <w:p>
       <w:pPr>
-        <w:spacing w:before="100" w:beforeAutospacing="1" w:after="100" w:afterAutospacing="1" w:line="240" w:lineRule="auto"/>
+        <w:spacing w:before="100" w:beforeAutospacing="1" w:after="100" w:afterAutospacing="1" w:line="360" w:lineRule="auto"/>
         <w:jc w:val="both"/>
         <w:rPr>
           <w:rFonts w:ascii="Times New Roman" w:eastAsia="Times New Roman" w:hAnsi="Times New Roman" w:cs="Times New Roman"/>
@@ -1629,7 +1641,7 @@
     </w:p>
     <w:p>
       <w:pPr>
-        <w:spacing w:before="100" w:beforeAutospacing="1" w:after="100" w:afterAutospacing="1" w:line="240" w:lineRule="auto"/>
+        <w:spacing w:before="100" w:beforeAutospacing="1" w:after="100" w:afterAutospacing="1" w:line="360" w:lineRule="auto"/>
         <w:jc w:val="both"/>
         <w:rPr>
           <w:rFonts w:ascii="Times New Roman" w:eastAsia="Times New Roman" w:hAnsi="Times New Roman" w:cs="Times New Roman"/>
@@ -1652,7 +1664,7 @@
           <w:ilvl w:val="0"/>
           <w:numId w:val="7"/>
         </w:numPr>
-        <w:spacing w:before="100" w:beforeAutospacing="1" w:after="100" w:afterAutospacing="1" w:line="240" w:lineRule="auto"/>
+        <w:spacing w:before="100" w:beforeAutospacing="1" w:after="100" w:afterAutospacing="1" w:line="360" w:lineRule="auto"/>
         <w:jc w:val="both"/>
         <w:rPr>
           <w:rFonts w:ascii="Times New Roman" w:eastAsia="Times New Roman" w:hAnsi="Times New Roman" w:cs="Times New Roman"/>
@@ -1675,7 +1687,7 @@
           <w:ilvl w:val="0"/>
           <w:numId w:val="7"/>
         </w:numPr>
-        <w:spacing w:before="100" w:beforeAutospacing="1" w:after="100" w:afterAutospacing="1" w:line="240" w:lineRule="auto"/>
+        <w:spacing w:before="100" w:beforeAutospacing="1" w:after="100" w:afterAutospacing="1" w:line="360" w:lineRule="auto"/>
         <w:jc w:val="both"/>
         <w:rPr>
           <w:rFonts w:ascii="Times New Roman" w:eastAsia="Times New Roman" w:hAnsi="Times New Roman" w:cs="Times New Roman"/>
@@ -1698,7 +1710,7 @@
           <w:ilvl w:val="0"/>
           <w:numId w:val="7"/>
         </w:numPr>
-        <w:spacing w:before="100" w:beforeAutospacing="1" w:after="100" w:afterAutospacing="1" w:line="240" w:lineRule="auto"/>
+        <w:spacing w:before="100" w:beforeAutospacing="1" w:after="100" w:afterAutospacing="1" w:line="360" w:lineRule="auto"/>
         <w:jc w:val="both"/>
         <w:rPr>
           <w:rFonts w:ascii="Times New Roman" w:eastAsia="Times New Roman" w:hAnsi="Times New Roman" w:cs="Times New Roman"/>
@@ -1721,7 +1733,7 @@
           <w:ilvl w:val="0"/>
           <w:numId w:val="7"/>
         </w:numPr>
-        <w:spacing w:before="100" w:beforeAutospacing="1" w:after="100" w:afterAutospacing="1" w:line="240" w:lineRule="auto"/>
+        <w:spacing w:before="100" w:beforeAutospacing="1" w:after="100" w:afterAutospacing="1" w:line="360" w:lineRule="auto"/>
         <w:jc w:val="both"/>
         <w:rPr>
           <w:rFonts w:ascii="Times New Roman" w:eastAsia="Times New Roman" w:hAnsi="Times New Roman" w:cs="Times New Roman"/>
@@ -1740,7 +1752,7 @@
     </w:p>
     <w:p>
       <w:pPr>
-        <w:spacing w:before="100" w:beforeAutospacing="1" w:after="100" w:afterAutospacing="1" w:line="240" w:lineRule="auto"/>
+        <w:spacing w:before="100" w:beforeAutospacing="1" w:after="100" w:afterAutospacing="1" w:line="360" w:lineRule="auto"/>
         <w:jc w:val="both"/>
         <w:rPr>
           <w:rFonts w:ascii="Times New Roman" w:eastAsia="Times New Roman" w:hAnsi="Times New Roman" w:cs="Times New Roman"/>
@@ -1759,7 +1771,7 @@
     </w:p>
     <w:p>
       <w:pPr>
-        <w:spacing w:before="100" w:beforeAutospacing="1" w:after="100" w:afterAutospacing="1" w:line="240" w:lineRule="auto"/>
+        <w:spacing w:before="100" w:beforeAutospacing="1" w:after="100" w:afterAutospacing="1" w:line="360" w:lineRule="auto"/>
         <w:jc w:val="both"/>
         <w:outlineLvl w:val="1"/>
         <w:rPr>
@@ -1783,7 +1795,7 @@
     </w:p>
     <w:p>
       <w:pPr>
-        <w:spacing w:before="100" w:beforeAutospacing="1" w:after="100" w:afterAutospacing="1" w:line="240" w:lineRule="auto"/>
+        <w:spacing w:before="100" w:beforeAutospacing="1" w:after="100" w:afterAutospacing="1" w:line="360" w:lineRule="auto"/>
         <w:jc w:val="both"/>
         <w:rPr>
           <w:rFonts w:ascii="Times New Roman" w:eastAsia="Times New Roman" w:hAnsi="Times New Roman" w:cs="Times New Roman"/>
@@ -1802,7 +1814,7 @@
     </w:p>
     <w:p>
       <w:pPr>
-        <w:spacing w:before="100" w:beforeAutospacing="1" w:after="100" w:afterAutospacing="1" w:line="240" w:lineRule="auto"/>
+        <w:spacing w:before="100" w:beforeAutospacing="1" w:after="100" w:afterAutospacing="1" w:line="360" w:lineRule="auto"/>
         <w:jc w:val="both"/>
         <w:rPr>
           <w:rFonts w:ascii="Times New Roman" w:eastAsia="Times New Roman" w:hAnsi="Times New Roman" w:cs="Times New Roman"/>
@@ -1825,7 +1837,7 @@
           <w:ilvl w:val="0"/>
           <w:numId w:val="8"/>
         </w:numPr>
-        <w:spacing w:before="100" w:beforeAutospacing="1" w:after="100" w:afterAutospacing="1" w:line="240" w:lineRule="auto"/>
+        <w:spacing w:before="100" w:beforeAutospacing="1" w:after="100" w:afterAutospacing="1" w:line="360" w:lineRule="auto"/>
         <w:jc w:val="both"/>
         <w:rPr>
           <w:rFonts w:ascii="Times New Roman" w:eastAsia="Times New Roman" w:hAnsi="Times New Roman" w:cs="Times New Roman"/>
@@ -1848,7 +1860,7 @@
           <w:ilvl w:val="0"/>
           <w:numId w:val="8"/>
         </w:numPr>
-        <w:spacing w:before="100" w:beforeAutospacing="1" w:after="100" w:afterAutospacing="1" w:line="240" w:lineRule="auto"/>
+        <w:spacing w:before="100" w:beforeAutospacing="1" w:after="100" w:afterAutospacing="1" w:line="360" w:lineRule="auto"/>
         <w:jc w:val="both"/>
         <w:rPr>
           <w:rFonts w:ascii="Times New Roman" w:eastAsia="Times New Roman" w:hAnsi="Times New Roman" w:cs="Times New Roman"/>
@@ -1871,7 +1883,7 @@
           <w:ilvl w:val="0"/>
           <w:numId w:val="8"/>
         </w:numPr>
-        <w:spacing w:before="100" w:beforeAutospacing="1" w:after="100" w:afterAutospacing="1" w:line="240" w:lineRule="auto"/>
+        <w:spacing w:before="100" w:beforeAutospacing="1" w:after="100" w:afterAutospacing="1" w:line="360" w:lineRule="auto"/>
         <w:jc w:val="both"/>
         <w:rPr>
           <w:rFonts w:ascii="Times New Roman" w:eastAsia="Times New Roman" w:hAnsi="Times New Roman" w:cs="Times New Roman"/>
@@ -1894,7 +1906,7 @@
           <w:ilvl w:val="0"/>
           <w:numId w:val="8"/>
         </w:numPr>
-        <w:spacing w:before="100" w:beforeAutospacing="1" w:after="100" w:afterAutospacing="1" w:line="240" w:lineRule="auto"/>
+        <w:spacing w:before="100" w:beforeAutospacing="1" w:after="100" w:afterAutospacing="1" w:line="360" w:lineRule="auto"/>
         <w:jc w:val="both"/>
         <w:rPr>
           <w:rFonts w:ascii="Times New Roman" w:eastAsia="Times New Roman" w:hAnsi="Times New Roman" w:cs="Times New Roman"/>
@@ -1917,7 +1929,7 @@
           <w:ilvl w:val="0"/>
           <w:numId w:val="8"/>
         </w:numPr>
-        <w:spacing w:before="100" w:beforeAutospacing="1" w:after="100" w:afterAutospacing="1" w:line="240" w:lineRule="auto"/>
+        <w:spacing w:before="100" w:beforeAutospacing="1" w:after="100" w:afterAutospacing="1" w:line="360" w:lineRule="auto"/>
         <w:jc w:val="both"/>
         <w:rPr>
           <w:rFonts w:ascii="Times New Roman" w:eastAsia="Times New Roman" w:hAnsi="Times New Roman" w:cs="Times New Roman"/>
@@ -1940,7 +1952,7 @@
           <w:ilvl w:val="0"/>
           <w:numId w:val="8"/>
         </w:numPr>
-        <w:spacing w:before="100" w:beforeAutospacing="1" w:after="100" w:afterAutospacing="1" w:line="240" w:lineRule="auto"/>
+        <w:spacing w:before="100" w:beforeAutospacing="1" w:after="100" w:afterAutospacing="1" w:line="360" w:lineRule="auto"/>
         <w:jc w:val="both"/>
         <w:rPr>
           <w:rFonts w:ascii="Times New Roman" w:eastAsia="Times New Roman" w:hAnsi="Times New Roman" w:cs="Times New Roman"/>
@@ -1959,7 +1971,7 @@
     </w:p>
     <w:p>
       <w:pPr>
-        <w:spacing w:before="100" w:beforeAutospacing="1" w:after="100" w:afterAutospacing="1" w:line="240" w:lineRule="auto"/>
+        <w:spacing w:before="100" w:beforeAutospacing="1" w:after="100" w:afterAutospacing="1" w:line="360" w:lineRule="auto"/>
         <w:jc w:val="both"/>
         <w:rPr>
           <w:rFonts w:ascii="Times New Roman" w:eastAsia="Times New Roman" w:hAnsi="Times New Roman" w:cs="Times New Roman"/>
@@ -1978,7 +1990,7 @@
     </w:p>
     <w:p>
       <w:pPr>
-        <w:spacing w:before="100" w:beforeAutospacing="1" w:after="100" w:afterAutospacing="1" w:line="240" w:lineRule="auto"/>
+        <w:spacing w:before="100" w:beforeAutospacing="1" w:after="100" w:afterAutospacing="1" w:line="360" w:lineRule="auto"/>
         <w:jc w:val="both"/>
         <w:outlineLvl w:val="1"/>
         <w:rPr>
@@ -2002,7 +2014,7 @@
     </w:p>
     <w:p>
       <w:pPr>
-        <w:spacing w:before="100" w:beforeAutospacing="1" w:after="100" w:afterAutospacing="1" w:line="240" w:lineRule="auto"/>
+        <w:spacing w:before="100" w:beforeAutospacing="1" w:after="100" w:afterAutospacing="1" w:line="360" w:lineRule="auto"/>
         <w:jc w:val="both"/>
         <w:rPr>
           <w:rFonts w:ascii="Times New Roman" w:eastAsia="Times New Roman" w:hAnsi="Times New Roman" w:cs="Times New Roman"/>
@@ -2021,20 +2033,21 @@
     </w:p>
     <w:p>
       <w:pPr>
-        <w:spacing w:before="100" w:beforeAutospacing="1" w:after="100" w:afterAutospacing="1" w:line="240" w:lineRule="auto"/>
-        <w:jc w:val="both"/>
-        <w:rPr>
-          <w:rFonts w:ascii="Times New Roman" w:eastAsia="Times New Roman" w:hAnsi="Times New Roman" w:cs="Times New Roman"/>
-          <w:sz w:val="24"/>
-          <w:szCs w:val="24"/>
-        </w:rPr>
-      </w:pPr>
-      <w:r>
-        <w:rPr>
-          <w:rFonts w:ascii="Times New Roman" w:eastAsia="Times New Roman" w:hAnsi="Times New Roman" w:cs="Times New Roman"/>
-          <w:sz w:val="24"/>
-          <w:szCs w:val="24"/>
-        </w:rPr>
+        <w:spacing w:before="100" w:beforeAutospacing="1" w:after="100" w:afterAutospacing="1" w:line="360" w:lineRule="auto"/>
+        <w:jc w:val="both"/>
+        <w:rPr>
+          <w:rFonts w:ascii="Times New Roman" w:eastAsia="Times New Roman" w:hAnsi="Times New Roman" w:cs="Times New Roman"/>
+          <w:sz w:val="24"/>
+          <w:szCs w:val="24"/>
+        </w:rPr>
+      </w:pPr>
+      <w:r>
+        <w:rPr>
+          <w:rFonts w:ascii="Times New Roman" w:eastAsia="Times New Roman" w:hAnsi="Times New Roman" w:cs="Times New Roman"/>
+          <w:sz w:val="24"/>
+          <w:szCs w:val="24"/>
+        </w:rPr>
+        <w:lastRenderedPageBreak/>
         <w:t>The system supports:</w:t>
       </w:r>
     </w:p>
@@ -2044,7 +2057,7 @@
           <w:ilvl w:val="0"/>
           <w:numId w:val="9"/>
         </w:numPr>
-        <w:spacing w:before="100" w:beforeAutospacing="1" w:after="100" w:afterAutospacing="1" w:line="240" w:lineRule="auto"/>
+        <w:spacing w:before="100" w:beforeAutospacing="1" w:after="100" w:afterAutospacing="1" w:line="360" w:lineRule="auto"/>
         <w:jc w:val="both"/>
         <w:rPr>
           <w:rFonts w:ascii="Times New Roman" w:eastAsia="Times New Roman" w:hAnsi="Times New Roman" w:cs="Times New Roman"/>
@@ -2067,21 +2080,20 @@
           <w:ilvl w:val="0"/>
           <w:numId w:val="9"/>
         </w:numPr>
-        <w:spacing w:before="100" w:beforeAutospacing="1" w:after="100" w:afterAutospacing="1" w:line="240" w:lineRule="auto"/>
-        <w:jc w:val="both"/>
-        <w:rPr>
-          <w:rFonts w:ascii="Times New Roman" w:eastAsia="Times New Roman" w:hAnsi="Times New Roman" w:cs="Times New Roman"/>
-          <w:sz w:val="24"/>
-          <w:szCs w:val="24"/>
-        </w:rPr>
-      </w:pPr>
-      <w:r>
-        <w:rPr>
-          <w:rFonts w:ascii="Times New Roman" w:eastAsia="Times New Roman" w:hAnsi="Times New Roman" w:cs="Times New Roman"/>
-          <w:sz w:val="24"/>
-          <w:szCs w:val="24"/>
-        </w:rPr>
-        <w:lastRenderedPageBreak/>
+        <w:spacing w:before="100" w:beforeAutospacing="1" w:after="100" w:afterAutospacing="1" w:line="360" w:lineRule="auto"/>
+        <w:jc w:val="both"/>
+        <w:rPr>
+          <w:rFonts w:ascii="Times New Roman" w:eastAsia="Times New Roman" w:hAnsi="Times New Roman" w:cs="Times New Roman"/>
+          <w:sz w:val="24"/>
+          <w:szCs w:val="24"/>
+        </w:rPr>
+      </w:pPr>
+      <w:r>
+        <w:rPr>
+          <w:rFonts w:ascii="Times New Roman" w:eastAsia="Times New Roman" w:hAnsi="Times New Roman" w:cs="Times New Roman"/>
+          <w:sz w:val="24"/>
+          <w:szCs w:val="24"/>
+        </w:rPr>
         <w:t>Required skill identification</w:t>
       </w:r>
     </w:p>
@@ -2091,7 +2103,7 @@
           <w:ilvl w:val="0"/>
           <w:numId w:val="9"/>
         </w:numPr>
-        <w:spacing w:before="100" w:beforeAutospacing="1" w:after="100" w:afterAutospacing="1" w:line="240" w:lineRule="auto"/>
+        <w:spacing w:before="100" w:beforeAutospacing="1" w:after="100" w:afterAutospacing="1" w:line="360" w:lineRule="auto"/>
         <w:jc w:val="both"/>
         <w:rPr>
           <w:rFonts w:ascii="Times New Roman" w:eastAsia="Times New Roman" w:hAnsi="Times New Roman" w:cs="Times New Roman"/>
@@ -2114,7 +2126,7 @@
           <w:ilvl w:val="0"/>
           <w:numId w:val="9"/>
         </w:numPr>
-        <w:spacing w:before="100" w:beforeAutospacing="1" w:after="100" w:afterAutospacing="1" w:line="240" w:lineRule="auto"/>
+        <w:spacing w:before="100" w:beforeAutospacing="1" w:after="100" w:afterAutospacing="1" w:line="360" w:lineRule="auto"/>
         <w:jc w:val="both"/>
         <w:rPr>
           <w:rFonts w:ascii="Times New Roman" w:eastAsia="Times New Roman" w:hAnsi="Times New Roman" w:cs="Times New Roman"/>
@@ -2133,7 +2145,7 @@
     </w:p>
     <w:p>
       <w:pPr>
-        <w:spacing w:before="100" w:beforeAutospacing="1" w:after="100" w:afterAutospacing="1" w:line="240" w:lineRule="auto"/>
+        <w:spacing w:before="100" w:beforeAutospacing="1" w:after="100" w:afterAutospacing="1" w:line="360" w:lineRule="auto"/>
         <w:jc w:val="both"/>
         <w:rPr>
           <w:rFonts w:ascii="Times New Roman" w:eastAsia="Times New Roman" w:hAnsi="Times New Roman" w:cs="Times New Roman"/>
@@ -2152,7 +2164,7 @@
     </w:p>
     <w:p>
       <w:pPr>
-        <w:spacing w:before="100" w:beforeAutospacing="1" w:after="100" w:afterAutospacing="1" w:line="240" w:lineRule="auto"/>
+        <w:spacing w:before="100" w:beforeAutospacing="1" w:after="100" w:afterAutospacing="1" w:line="360" w:lineRule="auto"/>
         <w:jc w:val="both"/>
         <w:outlineLvl w:val="1"/>
         <w:rPr>
@@ -2176,7 +2188,7 @@
     </w:p>
     <w:p>
       <w:pPr>
-        <w:spacing w:before="100" w:beforeAutospacing="1" w:after="100" w:afterAutospacing="1" w:line="240" w:lineRule="auto"/>
+        <w:spacing w:before="100" w:beforeAutospacing="1" w:after="100" w:afterAutospacing="1" w:line="360" w:lineRule="auto"/>
         <w:jc w:val="both"/>
         <w:rPr>
           <w:rFonts w:ascii="Times New Roman" w:eastAsia="Times New Roman" w:hAnsi="Times New Roman" w:cs="Times New Roman"/>
@@ -2195,7 +2207,7 @@
     </w:p>
     <w:p>
       <w:pPr>
-        <w:spacing w:before="100" w:beforeAutospacing="1" w:after="100" w:afterAutospacing="1" w:line="240" w:lineRule="auto"/>
+        <w:spacing w:before="100" w:beforeAutospacing="1" w:after="100" w:afterAutospacing="1" w:line="360" w:lineRule="auto"/>
         <w:jc w:val="both"/>
         <w:rPr>
           <w:rFonts w:ascii="Times New Roman" w:eastAsia="Times New Roman" w:hAnsi="Times New Roman" w:cs="Times New Roman"/>
@@ -2218,7 +2230,7 @@
           <w:ilvl w:val="0"/>
           <w:numId w:val="10"/>
         </w:numPr>
-        <w:spacing w:before="100" w:beforeAutospacing="1" w:after="100" w:afterAutospacing="1" w:line="240" w:lineRule="auto"/>
+        <w:spacing w:before="100" w:beforeAutospacing="1" w:after="100" w:afterAutospacing="1" w:line="360" w:lineRule="auto"/>
         <w:jc w:val="both"/>
         <w:rPr>
           <w:rFonts w:ascii="Times New Roman" w:eastAsia="Times New Roman" w:hAnsi="Times New Roman" w:cs="Times New Roman"/>
@@ -2241,7 +2253,7 @@
           <w:ilvl w:val="0"/>
           <w:numId w:val="10"/>
         </w:numPr>
-        <w:spacing w:before="100" w:beforeAutospacing="1" w:after="100" w:afterAutospacing="1" w:line="240" w:lineRule="auto"/>
+        <w:spacing w:before="100" w:beforeAutospacing="1" w:after="100" w:afterAutospacing="1" w:line="360" w:lineRule="auto"/>
         <w:jc w:val="both"/>
         <w:rPr>
           <w:rFonts w:ascii="Times New Roman" w:eastAsia="Times New Roman" w:hAnsi="Times New Roman" w:cs="Times New Roman"/>
@@ -2264,7 +2276,7 @@
           <w:ilvl w:val="0"/>
           <w:numId w:val="10"/>
         </w:numPr>
-        <w:spacing w:before="100" w:beforeAutospacing="1" w:after="100" w:afterAutospacing="1" w:line="240" w:lineRule="auto"/>
+        <w:spacing w:before="100" w:beforeAutospacing="1" w:after="100" w:afterAutospacing="1" w:line="360" w:lineRule="auto"/>
         <w:jc w:val="both"/>
         <w:rPr>
           <w:rFonts w:ascii="Times New Roman" w:eastAsia="Times New Roman" w:hAnsi="Times New Roman" w:cs="Times New Roman"/>
@@ -2287,7 +2299,7 @@
           <w:ilvl w:val="0"/>
           <w:numId w:val="10"/>
         </w:numPr>
-        <w:spacing w:before="100" w:beforeAutospacing="1" w:after="100" w:afterAutospacing="1" w:line="240" w:lineRule="auto"/>
+        <w:spacing w:before="100" w:beforeAutospacing="1" w:after="100" w:afterAutospacing="1" w:line="360" w:lineRule="auto"/>
         <w:jc w:val="both"/>
         <w:rPr>
           <w:rFonts w:ascii="Times New Roman" w:eastAsia="Times New Roman" w:hAnsi="Times New Roman" w:cs="Times New Roman"/>
@@ -2310,7 +2322,7 @@
           <w:ilvl w:val="0"/>
           <w:numId w:val="10"/>
         </w:numPr>
-        <w:spacing w:before="100" w:beforeAutospacing="1" w:after="100" w:afterAutospacing="1" w:line="240" w:lineRule="auto"/>
+        <w:spacing w:before="100" w:beforeAutospacing="1" w:after="100" w:afterAutospacing="1" w:line="360" w:lineRule="auto"/>
         <w:jc w:val="both"/>
         <w:rPr>
           <w:rFonts w:ascii="Times New Roman" w:eastAsia="Times New Roman" w:hAnsi="Times New Roman" w:cs="Times New Roman"/>
@@ -2329,7 +2341,7 @@
     </w:p>
     <w:p>
       <w:pPr>
-        <w:spacing w:before="100" w:beforeAutospacing="1" w:after="100" w:afterAutospacing="1" w:line="240" w:lineRule="auto"/>
+        <w:spacing w:before="100" w:beforeAutospacing="1" w:after="100" w:afterAutospacing="1" w:line="360" w:lineRule="auto"/>
         <w:jc w:val="both"/>
         <w:rPr>
           <w:rFonts w:ascii="Times New Roman" w:eastAsia="Times New Roman" w:hAnsi="Times New Roman" w:cs="Times New Roman"/>
@@ -2348,7 +2360,7 @@
     </w:p>
     <w:p>
       <w:pPr>
-        <w:spacing w:before="100" w:beforeAutospacing="1" w:after="100" w:afterAutospacing="1" w:line="240" w:lineRule="auto"/>
+        <w:spacing w:before="100" w:beforeAutospacing="1" w:after="100" w:afterAutospacing="1" w:line="360" w:lineRule="auto"/>
         <w:jc w:val="both"/>
         <w:outlineLvl w:val="1"/>
         <w:rPr>
@@ -2372,7 +2384,7 @@
     </w:p>
     <w:p>
       <w:pPr>
-        <w:spacing w:before="100" w:beforeAutospacing="1" w:after="100" w:afterAutospacing="1" w:line="240" w:lineRule="auto"/>
+        <w:spacing w:before="100" w:beforeAutospacing="1" w:after="100" w:afterAutospacing="1" w:line="360" w:lineRule="auto"/>
         <w:jc w:val="both"/>
         <w:rPr>
           <w:rFonts w:ascii="Times New Roman" w:eastAsia="Times New Roman" w:hAnsi="Times New Roman" w:cs="Times New Roman"/>
@@ -2395,7 +2407,7 @@
           <w:ilvl w:val="0"/>
           <w:numId w:val="11"/>
         </w:numPr>
-        <w:spacing w:before="100" w:beforeAutospacing="1" w:after="100" w:afterAutospacing="1" w:line="240" w:lineRule="auto"/>
+        <w:spacing w:before="100" w:beforeAutospacing="1" w:after="100" w:afterAutospacing="1" w:line="360" w:lineRule="auto"/>
         <w:jc w:val="both"/>
         <w:rPr>
           <w:rFonts w:ascii="Times New Roman" w:eastAsia="Times New Roman" w:hAnsi="Times New Roman" w:cs="Times New Roman"/>
@@ -2418,7 +2430,7 @@
           <w:ilvl w:val="0"/>
           <w:numId w:val="11"/>
         </w:numPr>
-        <w:spacing w:before="100" w:beforeAutospacing="1" w:after="100" w:afterAutospacing="1" w:line="240" w:lineRule="auto"/>
+        <w:spacing w:before="100" w:beforeAutospacing="1" w:after="100" w:afterAutospacing="1" w:line="360" w:lineRule="auto"/>
         <w:jc w:val="both"/>
         <w:rPr>
           <w:rFonts w:ascii="Times New Roman" w:eastAsia="Times New Roman" w:hAnsi="Times New Roman" w:cs="Times New Roman"/>
@@ -2441,7 +2453,7 @@
           <w:ilvl w:val="0"/>
           <w:numId w:val="11"/>
         </w:numPr>
-        <w:spacing w:before="100" w:beforeAutospacing="1" w:after="100" w:afterAutospacing="1" w:line="240" w:lineRule="auto"/>
+        <w:spacing w:before="100" w:beforeAutospacing="1" w:after="100" w:afterAutospacing="1" w:line="360" w:lineRule="auto"/>
         <w:jc w:val="both"/>
         <w:rPr>
           <w:rFonts w:ascii="Times New Roman" w:eastAsia="Times New Roman" w:hAnsi="Times New Roman" w:cs="Times New Roman"/>
@@ -2464,7 +2476,7 @@
           <w:ilvl w:val="0"/>
           <w:numId w:val="11"/>
         </w:numPr>
-        <w:spacing w:before="100" w:beforeAutospacing="1" w:after="100" w:afterAutospacing="1" w:line="240" w:lineRule="auto"/>
+        <w:spacing w:before="100" w:beforeAutospacing="1" w:after="100" w:afterAutospacing="1" w:line="360" w:lineRule="auto"/>
         <w:jc w:val="both"/>
         <w:rPr>
           <w:rFonts w:ascii="Times New Roman" w:eastAsia="Times New Roman" w:hAnsi="Times New Roman" w:cs="Times New Roman"/>
@@ -2483,7 +2495,7 @@
     </w:p>
     <w:p>
       <w:pPr>
-        <w:spacing w:before="100" w:beforeAutospacing="1" w:after="100" w:afterAutospacing="1" w:line="240" w:lineRule="auto"/>
+        <w:spacing w:before="100" w:beforeAutospacing="1" w:after="100" w:afterAutospacing="1" w:line="360" w:lineRule="auto"/>
         <w:jc w:val="both"/>
         <w:rPr>
           <w:rFonts w:ascii="Times New Roman" w:eastAsia="Times New Roman" w:hAnsi="Times New Roman" w:cs="Times New Roman"/>
@@ -2502,7 +2514,18 @@
     </w:p>
     <w:p>
       <w:pPr>
-        <w:spacing w:before="100" w:beforeAutospacing="1" w:after="100" w:afterAutospacing="1" w:line="240" w:lineRule="auto"/>
+        <w:spacing w:before="100" w:beforeAutospacing="1" w:after="100" w:afterAutospacing="1" w:line="360" w:lineRule="auto"/>
+        <w:jc w:val="both"/>
+        <w:rPr>
+          <w:rFonts w:ascii="Times New Roman" w:eastAsia="Times New Roman" w:hAnsi="Times New Roman" w:cs="Times New Roman"/>
+          <w:sz w:val="24"/>
+          <w:szCs w:val="24"/>
+        </w:rPr>
+      </w:pPr>
+    </w:p>
+    <w:p>
+      <w:pPr>
+        <w:spacing w:before="100" w:beforeAutospacing="1" w:after="100" w:afterAutospacing="1" w:line="360" w:lineRule="auto"/>
         <w:jc w:val="both"/>
         <w:outlineLvl w:val="1"/>
         <w:rPr>
@@ -2521,12 +2544,13 @@
           <w:sz w:val="24"/>
           <w:szCs w:val="24"/>
         </w:rPr>
+        <w:lastRenderedPageBreak/>
         <w:t>13. Data Relationships</w:t>
       </w:r>
     </w:p>
     <w:p>
       <w:pPr>
-        <w:spacing w:before="100" w:beforeAutospacing="1" w:after="100" w:afterAutospacing="1" w:line="240" w:lineRule="auto"/>
+        <w:spacing w:before="100" w:beforeAutospacing="1" w:after="100" w:afterAutospacing="1" w:line="360" w:lineRule="auto"/>
         <w:jc w:val="both"/>
         <w:rPr>
           <w:rFonts w:ascii="Times New Roman" w:eastAsia="Times New Roman" w:hAnsi="Times New Roman" w:cs="Times New Roman"/>
@@ -2545,7 +2569,7 @@
     </w:p>
     <w:p>
       <w:pPr>
-        <w:spacing w:before="100" w:beforeAutospacing="1" w:after="100" w:afterAutospacing="1" w:line="240" w:lineRule="auto"/>
+        <w:spacing w:before="100" w:beforeAutospacing="1" w:after="100" w:afterAutospacing="1" w:line="360" w:lineRule="auto"/>
         <w:jc w:val="both"/>
         <w:rPr>
           <w:rFonts w:ascii="Times New Roman" w:eastAsia="Times New Roman" w:hAnsi="Times New Roman" w:cs="Times New Roman"/>
@@ -2566,7 +2590,7 @@
     </w:p>
     <w:p>
       <w:pPr>
-        <w:spacing w:before="100" w:beforeAutospacing="1" w:after="100" w:afterAutospacing="1" w:line="240" w:lineRule="auto"/>
+        <w:spacing w:before="100" w:beforeAutospacing="1" w:after="100" w:afterAutospacing="1" w:line="360" w:lineRule="auto"/>
         <w:jc w:val="both"/>
         <w:rPr>
           <w:rFonts w:ascii="Times New Roman" w:eastAsia="Times New Roman" w:hAnsi="Times New Roman" w:cs="Times New Roman"/>
@@ -2587,7 +2611,7 @@
     </w:p>
     <w:p>
       <w:pPr>
-        <w:spacing w:before="100" w:beforeAutospacing="1" w:after="100" w:afterAutospacing="1" w:line="240" w:lineRule="auto"/>
+        <w:spacing w:before="100" w:beforeAutospacing="1" w:after="100" w:afterAutospacing="1" w:line="360" w:lineRule="auto"/>
         <w:jc w:val="both"/>
         <w:rPr>
           <w:rFonts w:ascii="Times New Roman" w:eastAsia="Times New Roman" w:hAnsi="Times New Roman" w:cs="Times New Roman"/>
@@ -2608,7 +2632,7 @@
     </w:p>
     <w:p>
       <w:pPr>
-        <w:spacing w:before="100" w:beforeAutospacing="1" w:after="100" w:afterAutospacing="1" w:line="240" w:lineRule="auto"/>
+        <w:spacing w:before="100" w:beforeAutospacing="1" w:after="100" w:afterAutospacing="1" w:line="360" w:lineRule="auto"/>
         <w:jc w:val="both"/>
         <w:rPr>
           <w:rFonts w:ascii="Times New Roman" w:eastAsia="Times New Roman" w:hAnsi="Times New Roman" w:cs="Times New Roman"/>
@@ -2629,7 +2653,7 @@
     </w:p>
     <w:p>
       <w:pPr>
-        <w:spacing w:before="100" w:beforeAutospacing="1" w:after="100" w:afterAutospacing="1" w:line="240" w:lineRule="auto"/>
+        <w:spacing w:before="100" w:beforeAutospacing="1" w:after="100" w:afterAutospacing="1" w:line="360" w:lineRule="auto"/>
         <w:jc w:val="both"/>
         <w:rPr>
           <w:rFonts w:ascii="Times New Roman" w:eastAsia="Times New Roman" w:hAnsi="Times New Roman" w:cs="Times New Roman"/>
@@ -2650,7 +2674,7 @@
     </w:p>
     <w:p>
       <w:pPr>
-        <w:spacing w:before="100" w:beforeAutospacing="1" w:after="100" w:afterAutospacing="1" w:line="240" w:lineRule="auto"/>
+        <w:spacing w:before="100" w:beforeAutospacing="1" w:after="100" w:afterAutospacing="1" w:line="360" w:lineRule="auto"/>
         <w:jc w:val="both"/>
         <w:rPr>
           <w:rFonts w:ascii="Times New Roman" w:eastAsia="Times New Roman" w:hAnsi="Times New Roman" w:cs="Times New Roman"/>
@@ -2671,27 +2695,26 @@
     </w:p>
     <w:p>
       <w:pPr>
-        <w:spacing w:before="100" w:beforeAutospacing="1" w:after="100" w:afterAutospacing="1" w:line="240" w:lineRule="auto"/>
-        <w:jc w:val="both"/>
-        <w:rPr>
-          <w:rFonts w:ascii="Times New Roman" w:eastAsia="Times New Roman" w:hAnsi="Times New Roman" w:cs="Times New Roman"/>
-          <w:sz w:val="24"/>
-          <w:szCs w:val="24"/>
-        </w:rPr>
-      </w:pPr>
-      <w:r>
-        <w:rPr>
-          <w:rFonts w:ascii="Times New Roman" w:eastAsia="Times New Roman" w:hAnsi="Times New Roman" w:cs="Times New Roman"/>
-          <w:sz w:val="24"/>
-          <w:szCs w:val="24"/>
-        </w:rPr>
-        <w:lastRenderedPageBreak/>
+        <w:spacing w:before="100" w:beforeAutospacing="1" w:after="100" w:afterAutospacing="1" w:line="360" w:lineRule="auto"/>
+        <w:jc w:val="both"/>
+        <w:rPr>
+          <w:rFonts w:ascii="Times New Roman" w:eastAsia="Times New Roman" w:hAnsi="Times New Roman" w:cs="Times New Roman"/>
+          <w:sz w:val="24"/>
+          <w:szCs w:val="24"/>
+        </w:rPr>
+      </w:pPr>
+      <w:r>
+        <w:rPr>
+          <w:rFonts w:ascii="Times New Roman" w:eastAsia="Times New Roman" w:hAnsi="Times New Roman" w:cs="Times New Roman"/>
+          <w:sz w:val="24"/>
+          <w:szCs w:val="24"/>
+        </w:rPr>
         <w:t>These relationships allow the application to connect a student's profile, assessments, skills, recommendations, and progress.</w:t>
       </w:r>
     </w:p>
     <w:p>
       <w:pPr>
-        <w:spacing w:before="100" w:beforeAutospacing="1" w:after="100" w:afterAutospacing="1" w:line="240" w:lineRule="auto"/>
+        <w:spacing w:before="100" w:beforeAutospacing="1" w:after="100" w:afterAutospacing="1" w:line="360" w:lineRule="auto"/>
         <w:jc w:val="both"/>
         <w:outlineLvl w:val="1"/>
         <w:rPr>
@@ -2715,7 +2738,7 @@
     </w:p>
     <w:p>
       <w:pPr>
-        <w:spacing w:before="100" w:beforeAutospacing="1" w:after="100" w:afterAutospacing="1" w:line="240" w:lineRule="auto"/>
+        <w:spacing w:before="100" w:beforeAutospacing="1" w:after="100" w:afterAutospacing="1" w:line="360" w:lineRule="auto"/>
         <w:jc w:val="both"/>
         <w:rPr>
           <w:rFonts w:ascii="Times New Roman" w:eastAsia="Times New Roman" w:hAnsi="Times New Roman" w:cs="Times New Roman"/>
@@ -2738,7 +2761,7 @@
           <w:ilvl w:val="0"/>
           <w:numId w:val="12"/>
         </w:numPr>
-        <w:spacing w:before="100" w:beforeAutospacing="1" w:after="100" w:afterAutospacing="1" w:line="240" w:lineRule="auto"/>
+        <w:spacing w:before="100" w:beforeAutospacing="1" w:after="100" w:afterAutospacing="1" w:line="360" w:lineRule="auto"/>
         <w:jc w:val="both"/>
         <w:rPr>
           <w:rFonts w:ascii="Times New Roman" w:eastAsia="Times New Roman" w:hAnsi="Times New Roman" w:cs="Times New Roman"/>
@@ -2761,7 +2784,7 @@
           <w:ilvl w:val="0"/>
           <w:numId w:val="12"/>
         </w:numPr>
-        <w:spacing w:before="100" w:beforeAutospacing="1" w:after="100" w:afterAutospacing="1" w:line="240" w:lineRule="auto"/>
+        <w:spacing w:before="100" w:beforeAutospacing="1" w:after="100" w:afterAutospacing="1" w:line="360" w:lineRule="auto"/>
         <w:jc w:val="both"/>
         <w:rPr>
           <w:rFonts w:ascii="Times New Roman" w:eastAsia="Times New Roman" w:hAnsi="Times New Roman" w:cs="Times New Roman"/>
@@ -2784,7 +2807,7 @@
           <w:ilvl w:val="0"/>
           <w:numId w:val="12"/>
         </w:numPr>
-        <w:spacing w:before="100" w:beforeAutospacing="1" w:after="100" w:afterAutospacing="1" w:line="240" w:lineRule="auto"/>
+        <w:spacing w:before="100" w:beforeAutospacing="1" w:after="100" w:afterAutospacing="1" w:line="360" w:lineRule="auto"/>
         <w:jc w:val="both"/>
         <w:rPr>
           <w:rFonts w:ascii="Times New Roman" w:eastAsia="Times New Roman" w:hAnsi="Times New Roman" w:cs="Times New Roman"/>
@@ -2807,7 +2830,7 @@
           <w:ilvl w:val="0"/>
           <w:numId w:val="12"/>
         </w:numPr>
-        <w:spacing w:before="100" w:beforeAutospacing="1" w:after="100" w:afterAutospacing="1" w:line="240" w:lineRule="auto"/>
+        <w:spacing w:before="100" w:beforeAutospacing="1" w:after="100" w:afterAutospacing="1" w:line="360" w:lineRule="auto"/>
         <w:jc w:val="both"/>
         <w:rPr>
           <w:rFonts w:ascii="Times New Roman" w:eastAsia="Times New Roman" w:hAnsi="Times New Roman" w:cs="Times New Roman"/>
@@ -2830,7 +2853,7 @@
           <w:ilvl w:val="0"/>
           <w:numId w:val="12"/>
         </w:numPr>
-        <w:spacing w:before="100" w:beforeAutospacing="1" w:after="100" w:afterAutospacing="1" w:line="240" w:lineRule="auto"/>
+        <w:spacing w:before="100" w:beforeAutospacing="1" w:after="100" w:afterAutospacing="1" w:line="360" w:lineRule="auto"/>
         <w:jc w:val="both"/>
         <w:rPr>
           <w:rFonts w:ascii="Times New Roman" w:eastAsia="Times New Roman" w:hAnsi="Times New Roman" w:cs="Times New Roman"/>
@@ -2853,7 +2876,7 @@
           <w:ilvl w:val="0"/>
           <w:numId w:val="12"/>
         </w:numPr>
-        <w:spacing w:before="100" w:beforeAutospacing="1" w:after="100" w:afterAutospacing="1" w:line="240" w:lineRule="auto"/>
+        <w:spacing w:before="100" w:beforeAutospacing="1" w:after="100" w:afterAutospacing="1" w:line="360" w:lineRule="auto"/>
         <w:jc w:val="both"/>
         <w:rPr>
           <w:rFonts w:ascii="Times New Roman" w:eastAsia="Times New Roman" w:hAnsi="Times New Roman" w:cs="Times New Roman"/>
@@ -2882,7 +2905,7 @@
     </w:p>
     <w:p>
       <w:pPr>
-        <w:spacing w:before="100" w:beforeAutospacing="1" w:after="100" w:afterAutospacing="1" w:line="240" w:lineRule="auto"/>
+        <w:spacing w:before="100" w:beforeAutospacing="1" w:after="100" w:afterAutospacing="1" w:line="360" w:lineRule="auto"/>
         <w:jc w:val="both"/>
         <w:rPr>
           <w:rFonts w:ascii="Times New Roman" w:eastAsia="Times New Roman" w:hAnsi="Times New Roman" w:cs="Times New Roman"/>
@@ -2901,7 +2924,7 @@
     </w:p>
     <w:p>
       <w:pPr>
-        <w:spacing w:before="100" w:beforeAutospacing="1" w:after="100" w:afterAutospacing="1" w:line="240" w:lineRule="auto"/>
+        <w:spacing w:before="100" w:beforeAutospacing="1" w:after="100" w:afterAutospacing="1" w:line="360" w:lineRule="auto"/>
         <w:jc w:val="both"/>
         <w:outlineLvl w:val="1"/>
         <w:rPr>
@@ -2925,7 +2948,7 @@
     </w:p>
     <w:p>
       <w:pPr>
-        <w:spacing w:before="100" w:beforeAutospacing="1" w:after="100" w:afterAutospacing="1" w:line="240" w:lineRule="auto"/>
+        <w:spacing w:before="100" w:beforeAutospacing="1" w:after="100" w:afterAutospacing="1" w:line="360" w:lineRule="auto"/>
         <w:jc w:val="both"/>
         <w:rPr>
           <w:rFonts w:ascii="Times New Roman" w:eastAsia="Times New Roman" w:hAnsi="Times New Roman" w:cs="Times New Roman"/>
@@ -2944,7 +2967,7 @@
     </w:p>
     <w:p>
       <w:pPr>
-        <w:spacing w:before="100" w:beforeAutospacing="1" w:after="100" w:afterAutospacing="1" w:line="240" w:lineRule="auto"/>
+        <w:spacing w:before="100" w:beforeAutospacing="1" w:after="100" w:afterAutospacing="1" w:line="360" w:lineRule="auto"/>
         <w:jc w:val="both"/>
         <w:rPr>
           <w:rFonts w:ascii="Times New Roman" w:eastAsia="Times New Roman" w:hAnsi="Times New Roman" w:cs="Times New Roman"/>
@@ -2960,6 +2983,7 @@
           <w:sz w:val="24"/>
           <w:szCs w:val="24"/>
         </w:rPr>
+        <w:lastRenderedPageBreak/>
         <w:t xml:space="preserve">React Frontend → Express Backend → Mongoose → </w:t>
       </w:r>
       <w:proofErr w:type="spellStart"/>
@@ -2987,7 +3011,7 @@
     </w:p>
     <w:p>
       <w:pPr>
-        <w:spacing w:before="100" w:beforeAutospacing="1" w:after="100" w:afterAutospacing="1" w:line="240" w:lineRule="auto"/>
+        <w:spacing w:before="100" w:beforeAutospacing="1" w:after="100" w:afterAutospacing="1" w:line="360" w:lineRule="auto"/>
         <w:jc w:val="both"/>
         <w:rPr>
           <w:rFonts w:ascii="Times New Roman" w:eastAsia="Times New Roman" w:hAnsi="Times New Roman" w:cs="Times New Roman"/>
@@ -3006,7 +3030,7 @@
     </w:p>
     <w:p>
       <w:pPr>
-        <w:spacing w:before="100" w:beforeAutospacing="1" w:after="100" w:afterAutospacing="1" w:line="240" w:lineRule="auto"/>
+        <w:spacing w:before="100" w:beforeAutospacing="1" w:after="100" w:afterAutospacing="1" w:line="360" w:lineRule="auto"/>
         <w:jc w:val="both"/>
         <w:outlineLvl w:val="1"/>
         <w:rPr>
@@ -3030,7 +3054,7 @@
     </w:p>
     <w:p>
       <w:pPr>
-        <w:spacing w:before="100" w:beforeAutospacing="1" w:after="100" w:afterAutospacing="1" w:line="240" w:lineRule="auto"/>
+        <w:spacing w:before="100" w:beforeAutospacing="1" w:after="100" w:afterAutospacing="1" w:line="360" w:lineRule="auto"/>
         <w:jc w:val="both"/>
         <w:rPr>
           <w:rFonts w:ascii="Times New Roman" w:eastAsia="Times New Roman" w:hAnsi="Times New Roman" w:cs="Times New Roman"/>
@@ -3095,7 +3119,7 @@
     </w:p>
     <w:p>
       <w:pPr>
-        <w:spacing w:before="100" w:beforeAutospacing="1" w:after="100" w:afterAutospacing="1" w:line="240" w:lineRule="auto"/>
+        <w:spacing w:before="100" w:beforeAutospacing="1" w:after="100" w:afterAutospacing="1" w:line="360" w:lineRule="auto"/>
         <w:jc w:val="both"/>
         <w:rPr>
           <w:rFonts w:ascii="Times New Roman" w:eastAsia="Times New Roman" w:hAnsi="Times New Roman" w:cs="Times New Roman"/>
@@ -3132,6 +3156,7 @@
     </w:p>
     <w:p>
       <w:pPr>
+        <w:spacing w:line="360" w:lineRule="auto"/>
         <w:jc w:val="both"/>
         <w:rPr>
           <w:rFonts w:ascii="Times New Roman" w:hAnsi="Times New Roman" w:cs="Times New Roman"/>
